--- a/P2_Task_1/DWH_Part2_Task1.docx
+++ b/P2_Task_1/DWH_Part2_Task1.docx
@@ -15,10 +15,7 @@
         <w:pStyle w:val="pdq2pgselectionanchorcontainer"/>
       </w:pPr>
       <w:r>
-        <w:t>Connected to the</w:t>
-      </w:r>
-      <w:r>
-        <w:t xml:space="preserve"> </w:t>
+        <w:t xml:space="preserve">Connected to the </w:t>
       </w:r>
       <w:proofErr w:type="spellStart"/>
       <w:r>
@@ -30,10 +27,7 @@
       </w:r>
       <w:proofErr w:type="spellEnd"/>
       <w:r>
-        <w:t xml:space="preserve"> database and created a new database named</w:t>
-      </w:r>
-      <w:r>
-        <w:t xml:space="preserve"> </w:t>
+        <w:t xml:space="preserve"> database and created a new database named </w:t>
       </w:r>
       <w:proofErr w:type="spellStart"/>
       <w:r>
@@ -45,13 +39,7 @@
       </w:r>
       <w:proofErr w:type="spellEnd"/>
       <w:r>
-        <w:t xml:space="preserve">. </w:t>
-      </w:r>
-      <w:r>
-        <w:t>Verified its creation by querying the</w:t>
-      </w:r>
-      <w:r>
-        <w:t xml:space="preserve"> </w:t>
+        <w:t xml:space="preserve">. Verified its creation by querying the </w:t>
       </w:r>
       <w:proofErr w:type="spellStart"/>
       <w:r>
@@ -75,10 +63,7 @@
       </w:r>
       <w:proofErr w:type="spellEnd"/>
       <w:r>
-        <w:t xml:space="preserve"> </w:t>
-      </w:r>
-      <w:r>
-        <w:t>system catalogs. The database was successfully created and is currently located in the default PostgreSQL tablespace (</w:t>
+        <w:t xml:space="preserve"> system catalogs. The database was successfully created and is currently located in the default PostgreSQL tablespace (</w:t>
       </w:r>
       <w:proofErr w:type="spellStart"/>
       <w:r>
@@ -148,10 +133,7 @@
     </w:p>
     <w:p>
       <w:r>
-        <w:t>Created a new tablespace name</w:t>
-      </w:r>
-      <w:r>
-        <w:t xml:space="preserve">d </w:t>
+        <w:t xml:space="preserve">Created a new tablespace named </w:t>
       </w:r>
       <w:proofErr w:type="spellStart"/>
       <w:r>
@@ -1141,119 +1123,250 @@
     </w:p>
     <w:p>
       <w:pPr>
-        <w:rPr>
-          <w:b/>
-          <w:bCs/>
+        <w:spacing w:before="100" w:beforeAutospacing="1" w:after="100" w:afterAutospacing="1" w:line="240" w:lineRule="auto"/>
+        <w:rPr>
+          <w:rFonts w:ascii="Sylfaen" w:eastAsia="Times New Roman" w:hAnsi="Sylfaen" w:cs="Times New Roman"/>
         </w:rPr>
       </w:pPr>
       <w:r>
-        <w:t xml:space="preserve">During this laboratory exercise, PostgreSQL database architecture and storage mechanisms were explored. A new database, tablespace, schema, and table were created and verified using PostgreSQL system catalogs. The behavior of </w:t>
-      </w:r>
-      <w:r>
-        <w:rPr>
-          <w:rStyle w:val="Strong"/>
-        </w:rPr>
-        <w:t>Multi-Version Concurrency Control (MVCC)</w:t>
-      </w:r>
-      <w:r>
-        <w:t xml:space="preserve"> was investigated by observing how </w:t>
-      </w:r>
-      <w:r>
-        <w:rPr>
-          <w:rStyle w:val="Strong"/>
-        </w:rPr>
-        <w:t>INSERT</w:t>
-      </w:r>
-      <w:r>
+        <w:rPr>
+          <w:rFonts w:ascii="Sylfaen" w:eastAsia="Times New Roman" w:hAnsi="Sylfaen" w:cs="Times New Roman"/>
+        </w:rPr>
+        <w:t xml:space="preserve">During this laboratory exercise, PostgreSQL database architecture and storage mechanisms were explored. A new database, tablespace, schema, and table were created and verified using PostgreSQL system catalogs. The behavior of Multi-Version Concurrency Control (MVCC) was investigated by observing how INSERT, UPDATE, and DELETE operations affect tuple versions through the </w:t>
+      </w:r>
+      <w:proofErr w:type="spellStart"/>
+      <w:r>
+        <w:rPr>
+          <w:rFonts w:ascii="Sylfaen" w:eastAsia="Times New Roman" w:hAnsi="Sylfaen" w:cs="Times New Roman"/>
+          <w:b/>
+          <w:bCs/>
+        </w:rPr>
+        <w:t>xmin</w:t>
+      </w:r>
+      <w:proofErr w:type="spellEnd"/>
+      <w:r>
+        <w:rPr>
+          <w:rFonts w:ascii="Sylfaen" w:eastAsia="Times New Roman" w:hAnsi="Sylfaen" w:cs="Times New Roman"/>
+        </w:rPr>
         <w:t xml:space="preserve">, </w:t>
       </w:r>
-      <w:r>
-        <w:rPr>
-          <w:rStyle w:val="Strong"/>
+      <w:proofErr w:type="spellStart"/>
+      <w:r>
+        <w:rPr>
+          <w:rFonts w:ascii="Sylfaen" w:eastAsia="Times New Roman" w:hAnsi="Sylfaen" w:cs="Times New Roman"/>
+          <w:b/>
+          <w:bCs/>
+        </w:rPr>
+        <w:t>xmax</w:t>
+      </w:r>
+      <w:proofErr w:type="spellEnd"/>
+      <w:r>
+        <w:rPr>
+          <w:rFonts w:ascii="Sylfaen" w:eastAsia="Times New Roman" w:hAnsi="Sylfaen" w:cs="Times New Roman"/>
+        </w:rPr>
+        <w:t xml:space="preserve">, and </w:t>
+      </w:r>
+      <w:proofErr w:type="spellStart"/>
+      <w:r>
+        <w:rPr>
+          <w:rFonts w:ascii="Sylfaen" w:eastAsia="Times New Roman" w:hAnsi="Sylfaen" w:cs="Times New Roman"/>
+          <w:b/>
+          <w:bCs/>
+        </w:rPr>
+        <w:t>ctid</w:t>
+      </w:r>
+      <w:proofErr w:type="spellEnd"/>
+      <w:r>
+        <w:rPr>
+          <w:rFonts w:ascii="Sylfaen" w:eastAsia="Times New Roman" w:hAnsi="Sylfaen" w:cs="Times New Roman"/>
+        </w:rPr>
+        <w:t xml:space="preserve"> system columns. The differences between </w:t>
+      </w:r>
+      <w:r>
+        <w:rPr>
+          <w:rFonts w:ascii="Sylfaen" w:eastAsia="Times New Roman" w:hAnsi="Sylfaen" w:cs="Times New Roman"/>
+          <w:b/>
+          <w:bCs/>
+        </w:rPr>
+        <w:t>VACUUM</w:t>
+      </w:r>
+      <w:r>
+        <w:rPr>
+          <w:rFonts w:ascii="Sylfaen" w:eastAsia="Times New Roman" w:hAnsi="Sylfaen" w:cs="Times New Roman"/>
+        </w:rPr>
+        <w:t xml:space="preserve"> and </w:t>
+      </w:r>
+      <w:r>
+        <w:rPr>
+          <w:rFonts w:ascii="Sylfaen" w:eastAsia="Times New Roman" w:hAnsi="Sylfaen" w:cs="Times New Roman"/>
+          <w:b/>
+          <w:bCs/>
+        </w:rPr>
+        <w:t>VACUUM FULL</w:t>
+      </w:r>
+      <w:r>
+        <w:rPr>
+          <w:rFonts w:ascii="Sylfaen" w:eastAsia="Times New Roman" w:hAnsi="Sylfaen" w:cs="Times New Roman"/>
+        </w:rPr>
+        <w:t xml:space="preserve"> were also examined.</w:t>
+      </w:r>
+    </w:p>
+    <w:p>
+      <w:pPr>
+        <w:spacing w:before="100" w:beforeAutospacing="1" w:after="100" w:afterAutospacing="1" w:line="240" w:lineRule="auto"/>
+        <w:rPr>
+          <w:rFonts w:ascii="Sylfaen" w:eastAsia="Times New Roman" w:hAnsi="Sylfaen" w:cs="Times New Roman"/>
+        </w:rPr>
+      </w:pPr>
+      <w:r>
+        <w:rPr>
+          <w:rFonts w:ascii="Sylfaen" w:eastAsia="Times New Roman" w:hAnsi="Sylfaen" w:cs="Times New Roman"/>
+        </w:rPr>
+        <w:t xml:space="preserve">It was observed that PostgreSQL's MVCC architecture enables </w:t>
+      </w:r>
+      <w:r>
+        <w:rPr>
+          <w:rFonts w:ascii="Sylfaen" w:eastAsia="Times New Roman" w:hAnsi="Sylfaen" w:cs="Times New Roman"/>
+          <w:b/>
+          <w:bCs/>
+        </w:rPr>
+        <w:t>non-blocking reads</w:t>
+      </w:r>
+      <w:r>
+        <w:rPr>
+          <w:rFonts w:ascii="Sylfaen" w:eastAsia="Times New Roman" w:hAnsi="Sylfaen" w:cs="Times New Roman"/>
+        </w:rPr>
+        <w:t>, meaning that readers do not block writers and writers do not block readers. Instead of modifying rows directly, PostgreSQL creates new tuple versions, allowing concurrent transactions to access consistent data.</w:t>
+      </w:r>
+    </w:p>
+    <w:p>
+      <w:pPr>
+        <w:spacing w:before="100" w:beforeAutospacing="1" w:after="100" w:afterAutospacing="1" w:line="240" w:lineRule="auto"/>
+        <w:rPr>
+          <w:rFonts w:ascii="Sylfaen" w:eastAsia="Times New Roman" w:hAnsi="Sylfaen" w:cs="Times New Roman"/>
+        </w:rPr>
+      </w:pPr>
+      <w:r>
+        <w:rPr>
+          <w:rFonts w:ascii="Sylfaen" w:eastAsia="Times New Roman" w:hAnsi="Sylfaen" w:cs="Times New Roman"/>
+        </w:rPr>
+        <w:t xml:space="preserve">Frequent </w:t>
+      </w:r>
+      <w:r>
+        <w:rPr>
+          <w:rFonts w:ascii="Sylfaen" w:eastAsia="Times New Roman" w:hAnsi="Sylfaen" w:cs="Times New Roman"/>
+          <w:b/>
+          <w:bCs/>
         </w:rPr>
         <w:t>UPDATE</w:t>
       </w:r>
       <w:r>
-        <w:t xml:space="preserve">, and </w:t>
-      </w:r>
-      <w:r>
-        <w:rPr>
-          <w:rStyle w:val="Strong"/>
+        <w:rPr>
+          <w:rFonts w:ascii="Sylfaen" w:eastAsia="Times New Roman" w:hAnsi="Sylfaen" w:cs="Times New Roman"/>
+        </w:rPr>
+        <w:t xml:space="preserve"> and </w:t>
+      </w:r>
+      <w:r>
+        <w:rPr>
+          <w:rFonts w:ascii="Sylfaen" w:eastAsia="Times New Roman" w:hAnsi="Sylfaen" w:cs="Times New Roman"/>
+          <w:b/>
+          <w:bCs/>
         </w:rPr>
         <w:t>DELETE</w:t>
       </w:r>
       <w:r>
-        <w:t xml:space="preserve"> operations affect tuple versions through the </w:t>
-      </w:r>
-      <w:proofErr w:type="spellStart"/>
-      <w:r>
-        <w:rPr>
-          <w:rStyle w:val="Strong"/>
-        </w:rPr>
-        <w:t>xmin</w:t>
-      </w:r>
-      <w:proofErr w:type="spellEnd"/>
-      <w:r>
-        <w:t xml:space="preserve">, </w:t>
-      </w:r>
-      <w:proofErr w:type="spellStart"/>
-      <w:r>
-        <w:rPr>
-          <w:rStyle w:val="Strong"/>
-        </w:rPr>
-        <w:t>xmax</w:t>
-      </w:r>
-      <w:proofErr w:type="spellEnd"/>
-      <w:r>
-        <w:t xml:space="preserve">, and </w:t>
-      </w:r>
-      <w:proofErr w:type="spellStart"/>
-      <w:r>
-        <w:rPr>
-          <w:rStyle w:val="Strong"/>
-        </w:rPr>
-        <w:t>ctid</w:t>
-      </w:r>
-      <w:proofErr w:type="spellEnd"/>
-      <w:r>
-        <w:t xml:space="preserve"> system columns. Finally, the differences between </w:t>
-      </w:r>
-      <w:r>
-        <w:rPr>
-          <w:rStyle w:val="Strong"/>
+        <w:rPr>
+          <w:rFonts w:ascii="Sylfaen" w:eastAsia="Times New Roman" w:hAnsi="Sylfaen" w:cs="Times New Roman"/>
+        </w:rPr>
+        <w:t xml:space="preserve"> operations generate </w:t>
+      </w:r>
+      <w:r>
+        <w:rPr>
+          <w:rFonts w:ascii="Sylfaen" w:eastAsia="Times New Roman" w:hAnsi="Sylfaen" w:cs="Times New Roman"/>
+          <w:b/>
+          <w:bCs/>
+        </w:rPr>
+        <w:t>dead tuples</w:t>
+      </w:r>
+      <w:r>
+        <w:rPr>
+          <w:rFonts w:ascii="Sylfaen" w:eastAsia="Times New Roman" w:hAnsi="Sylfaen" w:cs="Times New Roman"/>
+        </w:rPr>
+        <w:t xml:space="preserve">, which accumulate over time and can lead to table bloat if they are not cleaned up. Regular </w:t>
+      </w:r>
+      <w:r>
+        <w:rPr>
+          <w:rFonts w:ascii="Sylfaen" w:eastAsia="Times New Roman" w:hAnsi="Sylfaen" w:cs="Times New Roman"/>
+          <w:b/>
+          <w:bCs/>
         </w:rPr>
         <w:t>VACUUM</w:t>
       </w:r>
       <w:r>
-        <w:t xml:space="preserve"> and </w:t>
-      </w:r>
-      <w:r>
-        <w:rPr>
-          <w:rStyle w:val="Strong"/>
+        <w:rPr>
+          <w:rFonts w:ascii="Sylfaen" w:eastAsia="Times New Roman" w:hAnsi="Sylfaen" w:cs="Times New Roman"/>
+        </w:rPr>
+        <w:t xml:space="preserve"> (or PostgreSQL's </w:t>
+      </w:r>
+      <w:proofErr w:type="spellStart"/>
+      <w:r>
+        <w:rPr>
+          <w:rFonts w:ascii="Sylfaen" w:eastAsia="Times New Roman" w:hAnsi="Sylfaen" w:cs="Times New Roman"/>
+          <w:b/>
+          <w:bCs/>
+        </w:rPr>
+        <w:t>autovacuum</w:t>
+      </w:r>
+      <w:proofErr w:type="spellEnd"/>
+      <w:r>
+        <w:rPr>
+          <w:rFonts w:ascii="Sylfaen" w:eastAsia="Times New Roman" w:hAnsi="Sylfaen" w:cs="Times New Roman"/>
+        </w:rPr>
+        <w:t xml:space="preserve">) is </w:t>
+      </w:r>
+      <w:r>
+        <w:rPr>
+          <w:rFonts w:ascii="Sylfaen" w:eastAsia="Times New Roman" w:hAnsi="Sylfaen" w:cs="Times New Roman"/>
+        </w:rPr>
+        <w:lastRenderedPageBreak/>
+        <w:t xml:space="preserve">therefore essential to reclaim reusable space and maintain database performance, while </w:t>
+      </w:r>
+      <w:r>
+        <w:rPr>
+          <w:rFonts w:ascii="Sylfaen" w:eastAsia="Times New Roman" w:hAnsi="Sylfaen" w:cs="Times New Roman"/>
+          <w:b/>
+          <w:bCs/>
         </w:rPr>
         <w:t>VACUUM FULL</w:t>
       </w:r>
       <w:r>
-        <w:t xml:space="preserve"> were examined. It was observed that </w:t>
-      </w:r>
-      <w:r>
-        <w:rPr>
-          <w:rStyle w:val="Strong"/>
-        </w:rPr>
-        <w:t>VACUUM</w:t>
-      </w:r>
-      <w:r>
-        <w:t xml:space="preserve"> reclaims space occupied by dead tuples for future reuse without reorganizing the table, whereas </w:t>
-      </w:r>
-      <w:r>
-        <w:rPr>
-          <w:rStyle w:val="Strong"/>
-        </w:rPr>
-        <w:t>VACUUM FULL</w:t>
-      </w:r>
-      <w:r>
-        <w:t xml:space="preserve"> completely rewrites and compacts the table, removing unused space and reducing its physical size.</w:t>
-      </w:r>
+        <w:rPr>
+          <w:rFonts w:ascii="Sylfaen" w:eastAsia="Times New Roman" w:hAnsi="Sylfaen" w:cs="Times New Roman"/>
+        </w:rPr>
+        <w:t xml:space="preserve"> additionally compacts the table and reduces its physical size.</w:t>
+      </w:r>
+    </w:p>
+    <w:p>
+      <w:pPr>
+        <w:spacing w:before="100" w:beforeAutospacing="1" w:after="100" w:afterAutospacing="1" w:line="240" w:lineRule="auto"/>
+        <w:rPr>
+          <w:rFonts w:ascii="Sylfaen" w:eastAsia="Times New Roman" w:hAnsi="Sylfaen" w:cs="Times New Roman"/>
+        </w:rPr>
+      </w:pPr>
+      <w:r>
+        <w:rPr>
+          <w:rFonts w:ascii="Sylfaen" w:eastAsia="Times New Roman" w:hAnsi="Sylfaen" w:cs="Times New Roman"/>
+        </w:rPr>
+        <w:t>From a Data Warehouse perspective, this behavior is especially important because large ETL batch loads and update operations can create significant numbers of dead tuples. As a result, an effective vacuum strategy is an important part of maintaining PostgreSQL databases used for DWH workloads.</w:t>
+      </w:r>
+    </w:p>
+    <w:p>
+      <w:pPr>
+        <w:rPr>
+          <w:b/>
+          <w:bCs/>
+        </w:rPr>
+      </w:pPr>
     </w:p>
     <w:sectPr>
       <w:pgSz w:w="12240" w:h="15840"/>
